--- a/webapp/pdf/Otro_Si_Alimentacion_10.docx
+++ b/webapp/pdf/Otro_Si_Alimentacion_10.docx
@@ -79,19 +79,7 @@
           <w:highlight w:val="yellow"/>
           <w:rtl w:val="0"/>
         </w:rPr>
-        <w:t xml:space="preserve">En Sibate, a los 06 días del mes de enero de 2026, se reunieron por una parte</w:t>
-      </w:r>
-      <w:r>
-        <w:rPr>
-          <w:rFonts w:ascii="Calibri" w:cs="Calibri" w:eastAsia="Calibri" w:hAnsi="Calibri"/>
-          <w:b w:val="1"/>
-          <w:bCs w:val="1"/>
-          <w:sz w:val="23"/>
-          <w:szCs w:val="23"/>
-          <w:highlight w:val="yellow"/>
-          <w:rtl w:val="0"/>
-        </w:rPr>
-        <w:t xml:space="preserve"> </w:t>
+        <w:t xml:space="preserve">En </w:t>
       </w:r>
       <w:r>
         <w:rPr>
@@ -100,42 +88,20 @@
           <w:bCs w:val="1"/>
           <w:sz w:val="21"/>
           <w:szCs w:val="21"/>
-          <w:rtl w:val="0"/>
-        </w:rPr>
-        <w:t xml:space="preserve">[[Nombre]] </w:t>
-      </w:r>
-      <w:r>
-        <w:rPr>
-          <w:rFonts w:ascii="Calibri" w:cs="Calibri" w:eastAsia="Calibri" w:hAnsi="Calibri"/>
-          <w:sz w:val="23"/>
-          <w:szCs w:val="23"/>
-          <w:highlight w:val="yellow"/>
-          <w:rtl w:val="0"/>
-        </w:rPr>
-        <w:t xml:space="preserve">identificado(a) con </w:t>
-      </w:r>
-      <w:r>
-        <w:rPr>
-          <w:rFonts w:ascii="Calibri" w:cs="Calibri" w:eastAsia="Calibri" w:hAnsi="Calibri"/>
-          <w:b w:val="1"/>
-          <w:bCs w:val="1"/>
-          <w:sz w:val="23"/>
-          <w:szCs w:val="23"/>
-          <w:highlight w:val="yellow"/>
-          <w:rtl w:val="0"/>
-        </w:rPr>
-        <w:t xml:space="preserve">C.C</w:t>
-      </w:r>
-      <w:r>
-        <w:rPr>
-          <w:rFonts w:ascii="Calibri" w:cs="Calibri" w:eastAsia="Calibri" w:hAnsi="Calibri"/>
-          <w:b w:val="1"/>
-          <w:bCs w:val="1"/>
-          <w:sz w:val="23"/>
-          <w:szCs w:val="23"/>
-          <w:rtl w:val="0"/>
-        </w:rPr>
-        <w:t xml:space="preserve"> </w:t>
+          <w:highlight w:val="yellow"/>
+          <w:rtl w:val="0"/>
+        </w:rPr>
+        <w:t xml:space="preserve">[[CiudadWork]]</w:t>
+      </w:r>
+      <w:r>
+        <w:rPr>
+          <w:rFonts w:ascii="Calibri" w:cs="Calibri" w:eastAsia="Calibri" w:hAnsi="Calibri"/>
+          <w:sz w:val="23"/>
+          <w:szCs w:val="23"/>
+          <w:highlight w:val="yellow"/>
+          <w:rtl w:val="0"/>
+        </w:rPr>
+        <w:t xml:space="preserve"> a los </w:t>
       </w:r>
       <w:r>
         <w:rPr>
@@ -144,6 +110,96 @@
           <w:bCs w:val="1"/>
           <w:sz w:val="21"/>
           <w:szCs w:val="21"/>
+          <w:highlight w:val="yellow"/>
+          <w:rtl w:val="0"/>
+        </w:rPr>
+        <w:t xml:space="preserve">[[FechaLarga]]</w:t>
+      </w:r>
+      <w:r>
+        <w:rPr>
+          <w:rFonts w:ascii="Calibri" w:cs="Calibri" w:eastAsia="Calibri" w:hAnsi="Calibri"/>
+          <w:sz w:val="23"/>
+          <w:szCs w:val="23"/>
+          <w:highlight w:val="yellow"/>
+          <w:rtl w:val="0"/>
+        </w:rPr>
+        <w:t xml:space="preserve">, se reunieron por una parte</w:t>
+      </w:r>
+      <w:r>
+        <w:rPr>
+          <w:rFonts w:ascii="Calibri" w:cs="Calibri" w:eastAsia="Calibri" w:hAnsi="Calibri"/>
+          <w:b w:val="1"/>
+          <w:bCs w:val="1"/>
+          <w:sz w:val="23"/>
+          <w:szCs w:val="23"/>
+          <w:highlight w:val="yellow"/>
+          <w:rtl w:val="0"/>
+        </w:rPr>
+        <w:t xml:space="preserve"> </w:t>
+      </w:r>
+      <w:r>
+        <w:rPr>
+          <w:rFonts w:ascii="Calibri" w:cs="Calibri" w:eastAsia="Calibri" w:hAnsi="Calibri"/>
+          <w:b w:val="1"/>
+          <w:bCs w:val="1"/>
+          <w:sz w:val="21"/>
+          <w:szCs w:val="21"/>
+          <w:rtl w:val="0"/>
+        </w:rPr>
+        <w:t xml:space="preserve">[[Nombre]]</w:t>
+      </w:r>
+      <w:r>
+        <w:rPr>
+          <w:rFonts w:ascii="Calibri" w:cs="Calibri" w:eastAsia="Calibri" w:hAnsi="Calibri"/>
+          <w:b w:val="1"/>
+          <w:bCs w:val="1"/>
+          <w:sz w:val="21"/>
+          <w:szCs w:val="21"/>
+          <w:highlight w:val="yellow"/>
+          <w:rtl w:val="0"/>
+        </w:rPr>
+        <w:t xml:space="preserve"> </w:t>
+      </w:r>
+      <w:r>
+        <w:rPr>
+          <w:rFonts w:ascii="Calibri" w:cs="Calibri" w:eastAsia="Calibri" w:hAnsi="Calibri"/>
+          <w:sz w:val="23"/>
+          <w:szCs w:val="23"/>
+          <w:highlight w:val="yellow"/>
+          <w:rtl w:val="0"/>
+        </w:rPr>
+        <w:t xml:space="preserve">identificado(a) con </w:t>
+      </w:r>
+      <w:r>
+        <w:rPr>
+          <w:rFonts w:ascii="Calibri" w:cs="Calibri" w:eastAsia="Calibri" w:hAnsi="Calibri"/>
+          <w:b w:val="1"/>
+          <w:bCs w:val="1"/>
+          <w:sz w:val="23"/>
+          <w:szCs w:val="23"/>
+          <w:highlight w:val="yellow"/>
+          <w:rtl w:val="0"/>
+        </w:rPr>
+        <w:t xml:space="preserve">C.C</w:t>
+      </w:r>
+      <w:r>
+        <w:rPr>
+          <w:rFonts w:ascii="Calibri" w:cs="Calibri" w:eastAsia="Calibri" w:hAnsi="Calibri"/>
+          <w:b w:val="1"/>
+          <w:bCs w:val="1"/>
+          <w:sz w:val="23"/>
+          <w:szCs w:val="23"/>
+          <w:rtl w:val="0"/>
+        </w:rPr>
+        <w:t xml:space="preserve"> </w:t>
+      </w:r>
+      <w:r>
+        <w:rPr>
+          <w:rFonts w:ascii="Calibri" w:cs="Calibri" w:eastAsia="Calibri" w:hAnsi="Calibri"/>
+          <w:b w:val="1"/>
+          <w:bCs w:val="1"/>
+          <w:sz w:val="21"/>
+          <w:szCs w:val="21"/>
           <w:rtl w:val="0"/>
         </w:rPr>
         <w:t xml:space="preserve">[[Cedula]] </w:t>
@@ -496,17 +552,52 @@
           <w:rFonts w:ascii="Calibri" w:cs="Calibri" w:eastAsia="Calibri" w:hAnsi="Calibri"/>
           <w:sz w:val="23"/>
           <w:szCs w:val="23"/>
-        </w:rPr>
-      </w:pPr>
-      <w:r>
-        <w:rPr>
-          <w:rFonts w:ascii="Calibri" w:cs="Calibri" w:eastAsia="Calibri" w:hAnsi="Calibri"/>
-          <w:sz w:val="23"/>
-          <w:szCs w:val="23"/>
-          <w:highlight w:val="yellow"/>
-          <w:rtl w:val="0"/>
-        </w:rPr>
-        <w:t xml:space="preserve">En constancia se firma en Sibaté, Cundinamarca a los seis (06) días del mes de enero de dos mil veintiséis (2026)</w:t>
+          <w:highlight w:val="yellow"/>
+        </w:rPr>
+      </w:pPr>
+      <w:r>
+        <w:rPr>
+          <w:rFonts w:ascii="Calibri" w:cs="Calibri" w:eastAsia="Calibri" w:hAnsi="Calibri"/>
+          <w:sz w:val="23"/>
+          <w:szCs w:val="23"/>
+          <w:highlight w:val="yellow"/>
+          <w:rtl w:val="0"/>
+        </w:rPr>
+        <w:t xml:space="preserve">En constancia se firma en </w:t>
+      </w:r>
+      <w:r>
+        <w:rPr>
+          <w:rFonts w:ascii="Calibri" w:cs="Calibri" w:eastAsia="Calibri" w:hAnsi="Calibri"/>
+          <w:b w:val="1"/>
+          <w:bCs w:val="1"/>
+          <w:sz w:val="21"/>
+          <w:szCs w:val="21"/>
+          <w:highlight w:val="yellow"/>
+          <w:rtl w:val="0"/>
+        </w:rPr>
+        <w:t xml:space="preserve">[[CiudadWork]]</w:t>
+      </w:r>
+      <w:r>
+        <w:rPr>
+          <w:rFonts w:ascii="Calibri" w:cs="Calibri" w:eastAsia="Calibri" w:hAnsi="Calibri"/>
+          <w:sz w:val="23"/>
+          <w:szCs w:val="23"/>
+          <w:highlight w:val="yellow"/>
+          <w:rtl w:val="0"/>
+        </w:rPr>
+        <w:t xml:space="preserve"> a los </w:t>
+      </w:r>
+      <w:r>
+        <w:rPr>
+          <w:rFonts w:ascii="Calibri" w:cs="Calibri" w:eastAsia="Calibri" w:hAnsi="Calibri"/>
+          <w:b w:val="1"/>
+          <w:bCs w:val="1"/>
+          <w:sz w:val="21"/>
+          <w:szCs w:val="21"/>
+          <w:highlight w:val="yellow"/>
+          <w:rtl w:val="0"/>
+        </w:rPr>
+        <w:t xml:space="preserve">[[FechaLarga]]</w:t>
       </w:r>
       <w:r>
         <w:rPr>
